--- a/tillsyn/A 51650-2018 tillsynsbegäran.docx
+++ b/tillsyn/A 51650-2018 tillsynsbegäran.docx
@@ -417,7 +417,7 @@
     <w:r>
       <w:tab/>
       <w:tab/>
-      <w:t>2024-02-15</w:t>
+      <w:t>2024-02-16</w:t>
       <w:br/>
       <w:br/>
     </w:r>

--- a/tillsyn/A 51650-2018 tillsynsbegäran.docx
+++ b/tillsyn/A 51650-2018 tillsynsbegäran.docx
@@ -417,7 +417,7 @@
     <w:r>
       <w:tab/>
       <w:tab/>
-      <w:t>2024-02-16</w:t>
+      <w:t>2024-02-19</w:t>
       <w:br/>
       <w:br/>
     </w:r>

--- a/tillsyn/A 51650-2018 tillsynsbegäran.docx
+++ b/tillsyn/A 51650-2018 tillsynsbegäran.docx
@@ -417,7 +417,7 @@
     <w:r>
       <w:tab/>
       <w:tab/>
-      <w:t>2024-02-19</w:t>
+      <w:t>2024-02-21</w:t>
       <w:br/>
       <w:br/>
     </w:r>

--- a/tillsyn/A 51650-2018 tillsynsbegäran.docx
+++ b/tillsyn/A 51650-2018 tillsynsbegäran.docx
@@ -417,7 +417,7 @@
     <w:r>
       <w:tab/>
       <w:tab/>
-      <w:t>2024-02-21</w:t>
+      <w:t>2024-02-22</w:t>
       <w:br/>
       <w:br/>
     </w:r>

--- a/tillsyn/A 51650-2018 tillsynsbegäran.docx
+++ b/tillsyn/A 51650-2018 tillsynsbegäran.docx
@@ -417,7 +417,7 @@
     <w:r>
       <w:tab/>
       <w:tab/>
-      <w:t>2024-02-22</w:t>
+      <w:t>2024-02-23</w:t>
       <w:br/>
       <w:br/>
     </w:r>

--- a/tillsyn/A 51650-2018 tillsynsbegäran.docx
+++ b/tillsyn/A 51650-2018 tillsynsbegäran.docx
@@ -102,13 +102,9 @@
       <w:r>
         <w:t>Följande fridlysta arter har sina livsmiljöer och växtplatser i den avverkningsanmälda skogen: tallbit (VU, §4), kråka (NT, §4), slaguggla (NT, §4), spillkråka (NT, §4), talltita (NT, §4) och blåsippa (§9).</w:t>
       </w:r>
-      <w:r>
-        <w:t xml:space="preserve"> I BILAGA 1 finns information om ekologi samt krav på livsmiljö hos fridlysta arter.</w:t>
-      </w:r>
     </w:p>
     <w:p>
       <w:r>
-        <w:br/>
         <w:t xml:space="preserve">Observera att medlemsländerna är skyldiga att agera i enlighet med EU:s fågeldirektiv där det uttryckligen står att direktivet gäller för fåglar samt för deras ägg, bon och </w:t>
       </w:r>
       <w:r>
@@ -123,6 +119,33 @@
     </w:p>
     <w:p>
       <w:r>
+        <w:rPr>
+          <w:b/>
+        </w:rPr>
+        <w:t>Spillkråka (NT, §4)</w:t>
+      </w:r>
+      <w:r>
+        <w:t xml:space="preserve"> är rödlistad som nära hotad och ingår i bilaga 1 i EU:s fågeldirektiv. Den minskar i population på grund av minskad tillgång på lämpliga bo- och födoträd och minskad födotillgång. Spillkråkans minskningstakt har uppgått till 19 (24-10) % under de senaste 15 åren. Minskningstakten för den svenska populationen bedöms vara nära gränsvärdet för Sårbar (VU) (A2bc). Skogsbruk med korta omloppstider och täta, homogena ungskogar utgör det största hotet, (SLU Artdatabanken, 2023).</w:t>
+      </w:r>
+    </w:p>
+    <w:p>
+      <w:r>
+        <w:rPr>
+          <w:b/>
+        </w:rPr>
+        <w:t>Talltita (NT, §4)</w:t>
+      </w:r>
+      <w:r>
+        <w:t>, rödlistad som nära hotad och prioriterad art i Skogsvårdslagen har häckningsrevir i anmälan.  Arten har minskat kraftigt de senaste 30 åren och minskningstakten innevarande 10-årsperiod beräknas till 20 (10-30) %. Talltitan är synnerligen trogen sitt cirka 15 hektar stora revir och är beroende av flerskiktade olikåldriga skogar för att kunna föda upp sina ungar. Talltitan försvinner om dess livsmiljö kalavverkas (Eggers &amp; Low (2014); Ekman (1979); Griesser et al (2007); Klein (2020); Siffczyk et al (2003); SLU Artdatabanken (2021).</w:t>
+      </w:r>
+    </w:p>
+    <w:p>
+      <w:r>
+        <w:t>I BILAGA 1 finns mer detaljerad information om ekologi samt krav på livsmiljö hos fridlysta arter.</w:t>
+      </w:r>
+    </w:p>
+    <w:p>
+      <w:r>
         <w:br w:type="page"/>
       </w:r>
     </w:p>
@@ -132,6 +155,41 @@
       </w:pPr>
       <w:r>
         <w:t>BILAGA 1 - Fridlysta arter</w:t>
+      </w:r>
+    </w:p>
+    <w:p>
+      <w:pPr>
+        <w:pStyle w:val="Heading1"/>
+      </w:pPr>
+      <w:r>
+        <w:t>Spillkråka – ekologi samt krav på livsmiljön</w:t>
+      </w:r>
+    </w:p>
+    <w:p>
+      <w:r>
+        <w:t>Spillkråka (NT) är rödlistad som nära hotad, fridlyst enligt §4 Artskyddsförordningen och ingår i bilaga 1 i EU:s fågeldirektiv. Spillkråka lever i både barr- och blandskog liksom i ren lövskog. De tätaste populationerna tenderar att finnas i äldre, variationsrik blandskog med gott om död ved och gamla träd. Varje par utnyttjar 400-1 000 hektar skog beroende på skogens kvalitet. En minskning av populationen pågår på grund av minskad tillgång på lämpliga bo- och födoträd och minskad födotillgång. Spillkråkans minskningstakt har uppgått till 19 (24-10) % under de senaste 15 åren. Skogsbruk med korta omloppstider och täta, homogena ungskogar utgör det största hotet (Artdatabanken 2023).</w:t>
+      </w:r>
+    </w:p>
+    <w:p>
+      <w:pPr>
+        <w:pStyle w:val="Heading2"/>
+      </w:pPr>
+      <w:r>
+        <w:t>Referenser - spillkråka</w:t>
+      </w:r>
+    </w:p>
+    <w:p>
+      <w:r>
+        <w:t xml:space="preserve">SLU Artdatabanken, 2021. </w:t>
+      </w:r>
+      <w:r>
+        <w:rPr>
+          <w:i/>
+        </w:rPr>
+        <w:t xml:space="preserve">Artfaktablad. Naturvård – artfakta. </w:t>
+      </w:r>
+      <w:r>
+        <w:t>SLU Artdatabanken, Uppsala</w:t>
       </w:r>
     </w:p>
     <w:p>
@@ -254,41 +312,6 @@
         <w:t xml:space="preserve">SLU Artdatabanken, Uppsala </w:t>
       </w:r>
     </w:p>
-    <w:p>
-      <w:pPr>
-        <w:pStyle w:val="Heading1"/>
-      </w:pPr>
-      <w:r>
-        <w:t>Spillkråka – ekologi samt krav på livsmiljön</w:t>
-      </w:r>
-    </w:p>
-    <w:p>
-      <w:r>
-        <w:t>Spillkråka (NT) är rödlistad som nära hotad, fridlyst enligt §4 Artskyddsförordningen och ingår i bilaga 1 i EU:s fågeldirektiv. Spillkråka lever i både barr- och blandskog liksom i ren lövskog. De tätaste populationerna tenderar att finnas i äldre, variationsrik blandskog med gott om död ved och gamla träd. Varje par utnyttjar 400-1 000 hektar skog beroende på skogens kvalitet. En minskning av populationen pågår på grund av minskad tillgång på lämpliga bo- och födoträd och minskad födotillgång. Spillkråkans minskningstakt har uppgått till 19 (24-10) % under de senaste 15 åren. Skogsbruk med korta omloppstider och täta, homogena ungskogar utgör det största hotet (Artdatabanken 2023).</w:t>
-      </w:r>
-    </w:p>
-    <w:p>
-      <w:pPr>
-        <w:pStyle w:val="Heading2"/>
-      </w:pPr>
-      <w:r>
-        <w:t>Referenser - spillkråka</w:t>
-      </w:r>
-    </w:p>
-    <w:p>
-      <w:r>
-        <w:t xml:space="preserve">SLU Artdatabanken, 2021. </w:t>
-      </w:r>
-      <w:r>
-        <w:rPr>
-          <w:i/>
-        </w:rPr>
-        <w:t xml:space="preserve">Artfaktablad. Naturvård – artfakta. </w:t>
-      </w:r>
-      <w:r>
-        <w:t>SLU Artdatabanken, Uppsala</w:t>
-      </w:r>
-    </w:p>
     <w:sectPr>
       <w:headerReference w:type="even" r:id="rId8"/>
       <w:headerReference w:type="default" r:id="rId9"/>
@@ -417,7 +440,7 @@
     <w:r>
       <w:tab/>
       <w:tab/>
-      <w:t>2024-02-23</w:t>
+      <w:t>2024-02-24</w:t>
       <w:br/>
       <w:br/>
     </w:r>

--- a/tillsyn/A 51650-2018 tillsynsbegäran.docx
+++ b/tillsyn/A 51650-2018 tillsynsbegäran.docx
@@ -440,7 +440,7 @@
     <w:r>
       <w:tab/>
       <w:tab/>
-      <w:t>2024-02-24</w:t>
+      <w:t>2024-02-25</w:t>
       <w:br/>
       <w:br/>
     </w:r>

--- a/tillsyn/A 51650-2018 tillsynsbegäran.docx
+++ b/tillsyn/A 51650-2018 tillsynsbegäran.docx
@@ -40,7 +40,7 @@
     </w:p>
     <w:p>
       <w:r>
-        <w:t>De påträffade naturvårdsarterna är ett tydligt kvitto på att detta rör sig om en skog med mycket höga naturvärden. I Figur 1 visas en karta över det avverkningsanmälda området, där samtliga fyndplatser för naturvårdsarter som finns registrerade på Artportalen har markerats.</w:t>
+        <w:t>De påträffade naturvårdsarterna är ett tydligt kvitto på att detta rör sig om en skog med höga naturvärden. I Figur 1 visas en karta över det avverkningsanmälda området, där samtliga fyndplatser för naturvårdsarter som finns registrerade på Artportalen har markerats.</w:t>
       </w:r>
     </w:p>
     <w:p>
@@ -440,7 +440,7 @@
     <w:r>
       <w:tab/>
       <w:tab/>
-      <w:t>2024-02-25</w:t>
+      <w:t>2024-02-26</w:t>
       <w:br/>
       <w:br/>
     </w:r>

--- a/tillsyn/A 51650-2018 tillsynsbegäran.docx
+++ b/tillsyn/A 51650-2018 tillsynsbegäran.docx
@@ -440,7 +440,7 @@
     <w:r>
       <w:tab/>
       <w:tab/>
-      <w:t>2024-02-26</w:t>
+      <w:t>2024-02-27</w:t>
       <w:br/>
       <w:br/>
     </w:r>

--- a/tillsyn/A 51650-2018 tillsynsbegäran.docx
+++ b/tillsyn/A 51650-2018 tillsynsbegäran.docx
@@ -440,7 +440,7 @@
     <w:r>
       <w:tab/>
       <w:tab/>
-      <w:t>2024-02-27</w:t>
+      <w:t>2024-02-28</w:t>
       <w:br/>
       <w:br/>
     </w:r>

--- a/tillsyn/A 51650-2018 tillsynsbegäran.docx
+++ b/tillsyn/A 51650-2018 tillsynsbegäran.docx
@@ -440,7 +440,7 @@
     <w:r>
       <w:tab/>
       <w:tab/>
-      <w:t>2024-02-28</w:t>
+      <w:t>2024-02-29</w:t>
       <w:br/>
       <w:br/>
     </w:r>

--- a/tillsyn/A 51650-2018 tillsynsbegäran.docx
+++ b/tillsyn/A 51650-2018 tillsynsbegäran.docx
@@ -440,7 +440,7 @@
     <w:r>
       <w:tab/>
       <w:tab/>
-      <w:t>2024-02-29</w:t>
+      <w:t>2024-03-01</w:t>
       <w:br/>
       <w:br/>
     </w:r>

--- a/tillsyn/A 51650-2018 tillsynsbegäran.docx
+++ b/tillsyn/A 51650-2018 tillsynsbegäran.docx
@@ -440,7 +440,7 @@
     <w:r>
       <w:tab/>
       <w:tab/>
-      <w:t>2024-03-01</w:t>
+      <w:t>2024-03-02</w:t>
       <w:br/>
       <w:br/>
     </w:r>

--- a/tillsyn/A 51650-2018 tillsynsbegäran.docx
+++ b/tillsyn/A 51650-2018 tillsynsbegäran.docx
@@ -440,7 +440,7 @@
     <w:r>
       <w:tab/>
       <w:tab/>
-      <w:t>2024-03-02</w:t>
+      <w:t>2024-03-03</w:t>
       <w:br/>
       <w:br/>
     </w:r>

--- a/tillsyn/A 51650-2018 tillsynsbegäran.docx
+++ b/tillsyn/A 51650-2018 tillsynsbegäran.docx
@@ -440,7 +440,7 @@
     <w:r>
       <w:tab/>
       <w:tab/>
-      <w:t>2024-03-03</w:t>
+      <w:t>2024-03-04</w:t>
       <w:br/>
       <w:br/>
     </w:r>

--- a/tillsyn/A 51650-2018 tillsynsbegäran.docx
+++ b/tillsyn/A 51650-2018 tillsynsbegäran.docx
@@ -440,7 +440,7 @@
     <w:r>
       <w:tab/>
       <w:tab/>
-      <w:t>2024-03-04</w:t>
+      <w:t>2024-03-05</w:t>
       <w:br/>
       <w:br/>
     </w:r>

--- a/tillsyn/A 51650-2018 tillsynsbegäran.docx
+++ b/tillsyn/A 51650-2018 tillsynsbegäran.docx
@@ -440,7 +440,7 @@
     <w:r>
       <w:tab/>
       <w:tab/>
-      <w:t>2024-03-05</w:t>
+      <w:t>2024-03-06</w:t>
       <w:br/>
       <w:br/>
     </w:r>

--- a/tillsyn/A 51650-2018 tillsynsbegäran.docx
+++ b/tillsyn/A 51650-2018 tillsynsbegäran.docx
@@ -440,7 +440,7 @@
     <w:r>
       <w:tab/>
       <w:tab/>
-      <w:t>2024-03-06</w:t>
+      <w:t>2024-03-07</w:t>
       <w:br/>
       <w:br/>
     </w:r>

--- a/tillsyn/A 51650-2018 tillsynsbegäran.docx
+++ b/tillsyn/A 51650-2018 tillsynsbegäran.docx
@@ -440,7 +440,7 @@
     <w:r>
       <w:tab/>
       <w:tab/>
-      <w:t>2024-03-07</w:t>
+      <w:t>2024-03-08</w:t>
       <w:br/>
       <w:br/>
     </w:r>

--- a/tillsyn/A 51650-2018 tillsynsbegäran.docx
+++ b/tillsyn/A 51650-2018 tillsynsbegäran.docx
@@ -440,7 +440,7 @@
     <w:r>
       <w:tab/>
       <w:tab/>
-      <w:t>2024-03-08</w:t>
+      <w:t>2024-03-09</w:t>
       <w:br/>
       <w:br/>
     </w:r>

--- a/tillsyn/A 51650-2018 tillsynsbegäran.docx
+++ b/tillsyn/A 51650-2018 tillsynsbegäran.docx
@@ -440,7 +440,7 @@
     <w:r>
       <w:tab/>
       <w:tab/>
-      <w:t>2024-03-09</w:t>
+      <w:t>2024-03-10</w:t>
       <w:br/>
       <w:br/>
     </w:r>

--- a/tillsyn/A 51650-2018 tillsynsbegäran.docx
+++ b/tillsyn/A 51650-2018 tillsynsbegäran.docx
@@ -440,7 +440,7 @@
     <w:r>
       <w:tab/>
       <w:tab/>
-      <w:t>2024-03-10</w:t>
+      <w:t>2024-03-11</w:t>
       <w:br/>
       <w:br/>
     </w:r>

--- a/tillsyn/A 51650-2018 tillsynsbegäran.docx
+++ b/tillsyn/A 51650-2018 tillsynsbegäran.docx
@@ -440,7 +440,7 @@
     <w:r>
       <w:tab/>
       <w:tab/>
-      <w:t>2024-03-11</w:t>
+      <w:t>2024-03-12</w:t>
       <w:br/>
       <w:br/>
     </w:r>

--- a/tillsyn/A 51650-2018 tillsynsbegäran.docx
+++ b/tillsyn/A 51650-2018 tillsynsbegäran.docx
@@ -440,7 +440,7 @@
     <w:r>
       <w:tab/>
       <w:tab/>
-      <w:t>2024-03-12</w:t>
+      <w:t>2024-03-13</w:t>
       <w:br/>
       <w:br/>
     </w:r>
